--- a/word_reports/LP_0338_위치_426_The Dooleys_The Pop Fanta.docx
+++ b/word_reports/LP_0338_위치_426_The Dooleys_The Pop Fanta.docx
@@ -4,7 +4,7 @@
   <w:body>
     <w:p>
       <w:pPr>
-        <w:spacing w:after="280"/>
+        <w:spacing w:after="80"/>
       </w:pPr>
       <w:r>
         <w:rPr w:rFonts="맑은 고딕">
@@ -13,94 +13,47 @@
           <w:color w:val="1E3A8A"/>
           <w:sz w:val="30"/>
         </w:rPr>
-        <w:t>[426] The Dooleys - The Pop Fantasia</w:t>
+        <w:t>The Dooleys (둘리스) - The Pop Fantasia</w:t>
       </w:r>
     </w:p>
     <w:p>
       <w:pPr>
-        <w:spacing w:after="320"/>
+        <w:spacing w:after="240"/>
       </w:pPr>
       <w:r>
         <w:rPr w:rFonts="맑은 고딕">
           <w:rFonts w:ascii="맑은 고딕" w:hAnsi="맑은 고딕" w:eastAsia="맑은 고딕"/>
           <w:b/>
-          <w:sz w:val="20"/>
+          <w:color w:val="4B5563"/>
+          <w:sz w:val="22"/>
         </w:rPr>
-        <w:t>■ 위치 : 426</w:t>
-        <w:br/>
-      </w:r>
-      <w:r>
-        <w:rPr w:rFonts="맑은 고딕">
-          <w:rFonts w:ascii="맑은 고딕" w:hAnsi="맑은 고딕" w:eastAsia="맑은 고딕"/>
-          <w:b/>
-          <w:sz w:val="20"/>
-        </w:rPr>
-        <w:t>■ 아티스트 : The Dooleys</w:t>
-        <w:br/>
-      </w:r>
-      <w:r>
-        <w:rPr w:rFonts="맑은 고딕">
-          <w:rFonts w:ascii="맑은 고딕" w:hAnsi="맑은 고딕" w:eastAsia="맑은 고딕"/>
-          <w:b/>
-          <w:sz w:val="20"/>
-        </w:rPr>
-        <w:t>■ 앨범명 : The Pop Fantasia</w:t>
-        <w:br/>
-      </w:r>
-      <w:r>
-        <w:rPr w:rFonts="맑은 고딕">
-          <w:rFonts w:ascii="맑은 고딕" w:hAnsi="맑은 고딕" w:eastAsia="맑은 고딕"/>
-          <w:b w:val="0"/>
-          <w:sz w:val="20"/>
-        </w:rPr>
-        <w:t>■ 음반 레이블 : Epic / CBS Records</w:t>
-        <w:br/>
-      </w:r>
-      <w:r>
-        <w:rPr w:rFonts="맑은 고딕">
-          <w:rFonts w:ascii="맑은 고딕" w:hAnsi="맑은 고딕" w:eastAsia="맑은 고딕"/>
-          <w:b w:val="0"/>
-          <w:sz w:val="20"/>
-        </w:rPr>
-        <w:t>■ 발매년도 : 1980</w:t>
-        <w:br/>
-      </w:r>
-      <w:r>
-        <w:rPr w:rFonts="맑은 고딕">
-          <w:rFonts w:ascii="맑은 고딕" w:hAnsi="맑은 고딕" w:eastAsia="맑은 고딕"/>
-          <w:b w:val="0"/>
-          <w:sz w:val="20"/>
-        </w:rPr>
-        <w:t>■ 장르 : 팝, 디스코, 유로 팝 (Pop, Disco, Euro-Pop)</w:t>
-        <w:br/>
-      </w:r>
-      <w:r>
-        <w:rPr w:rFonts="맑은 고딕">
-          <w:rFonts w:ascii="맑은 고딕" w:hAnsi="맑은 고딕" w:eastAsia="맑은 고딕"/>
-          <w:b w:val="0"/>
-          <w:sz w:val="20"/>
-        </w:rPr>
-        <w:t>■ 주요 수록곡 : 1. Wanted</w:t>
-        <w:br/>
+        <w:t>위치 :  426</w:t>
       </w:r>
     </w:p>
     <w:p>
       <w:pPr>
-        <w:spacing w:after="160"/>
+        <w:spacing w:line="324" w:lineRule="auto" w:before="80" w:after="160"/>
       </w:pPr>
       <w:r>
         <w:rPr w:rFonts="맑은 고딕">
           <w:rFonts w:ascii="맑은 고딕" w:hAnsi="맑은 고딕" w:eastAsia="맑은 고딕"/>
           <w:b/>
           <w:color w:val="1F2937"/>
-          <w:sz w:val="24"/>
+          <w:sz w:val="22"/>
         </w:rPr>
-        <w:t>■ 음반 해설 및 감상 가이드</w:t>
+        <w:t xml:space="preserve">[음반 소개] </w:t>
+      </w:r>
+      <w:r>
+        <w:rPr w:rFonts="맑은 고딕">
+          <w:rFonts w:ascii="맑은 고딕" w:hAnsi="맑은 고딕" w:eastAsia="맑은 고딕"/>
+          <w:b w:val="0"/>
+          <w:sz w:val="21"/>
+        </w:rPr>
       </w:r>
     </w:p>
     <w:p>
       <w:pPr>
-        <w:spacing w:line="312" w:lineRule="auto" w:after="120"/>
+        <w:spacing w:line="324" w:lineRule="auto" w:after="120"/>
       </w:pPr>
       <w:r>
         <w:rPr w:rFonts="맑은 고딕">
@@ -108,51 +61,516 @@
           <w:b w:val="0"/>
           <w:sz w:val="21"/>
         </w:rPr>
-        <w:t>1970년대 후반과 1980년대 초반, 전 유럽과 아시아를 사로잡았던 영국 출신의 보컬 그룹 둘리스(The Dooleys)는 친남매들로 구성된 독특한 라인업과 세련된 보컬 하모니로 당대 팝 씬을 풍성하게 수놓았습니다. 앨범 [The Pop Fantasia]는 이들이 음악적 화려함과 대중적 성공의 정점에 서 있던 시기에 발매된 대표적인 작품으로, 둘리스 특유의 밝고 쾌활한 팝 사운드의 정수를 집약한 음반입니다. 당시 아시아 및 일본 시장을 중심으로 폭발적인 사랑을 받으며 80년대 팝 유행의 선두 주자로 자리매김하게 한 결정적 계기를 마련해 준 명반으로 평가받습니다.</w:t>
+        <w:t>1970년대 후반부터 1980년대 초반, 전 세계와 한국의 팝 음악계를 눈부신 하모니와 명랑한 멜로디로 물들였던 영국 패밀리 팝 그룹 둘리스(The Dooleys)의 찬란한 음악적 정수를 집약한 명반입니다. 특유의 청량한 보컬 앙상블과 세련된 유로 팝·디스코 리듬이 절묘하게 교차하며, 듣는 이로 하여금 순수했던 청춘의 계절과 아련한 노스탤지어를 동시에 환기시킵니다. 당대 음악다방과 라디오 전파를 가득 채우며 수많은 음악 애호가들의 가슴을 뛰게 했던 이 음반은, 단순한 히트곡의 나열을 넘어 한 시대를 풍미한 눈부신 낭만과 활력을 영구히 박제한 기념비적 걸작입니다.</w:t>
       </w:r>
     </w:p>
     <w:p>
       <w:pPr>
-        <w:spacing w:line="312" w:lineRule="auto" w:after="120"/>
+        <w:spacing w:line="324" w:lineRule="auto" w:before="200" w:after="80"/>
       </w:pPr>
+      <w:r>
+        <w:rPr w:rFonts="맑은 고딕">
+          <w:rFonts w:ascii="맑은 고딕" w:hAnsi="맑은 고딕" w:eastAsia="맑은 고딕"/>
+          <w:b/>
+          <w:color w:val="1E3A8A"/>
+          <w:sz w:val="24"/>
+        </w:rPr>
+        <w:t>1. 음반 데이터</w:t>
+      </w:r>
+    </w:p>
+    <w:p>
+      <w:pPr>
+        <w:spacing w:line="324" w:lineRule="auto" w:after="80"/>
+      </w:pPr>
+      <w:r>
+        <w:rPr w:rFonts="맑은 고딕">
+          <w:rFonts w:ascii="맑은 고딕" w:hAnsi="맑은 고딕" w:eastAsia="맑은 고딕"/>
+          <w:b w:val="0"/>
+          <w:color w:val="6B7280"/>
+          <w:sz w:val="21"/>
+        </w:rPr>
+        <w:t xml:space="preserve">· </w:t>
+      </w:r>
+      <w:r>
+        <w:rPr w:rFonts="맑은 고딕">
+          <w:rFonts w:ascii="맑은 고딕" w:hAnsi="맑은 고딕" w:eastAsia="맑은 고딕"/>
+          <w:b/>
+          <w:color w:val="1F2937"/>
+          <w:sz w:val="21"/>
+        </w:rPr>
+        <w:t xml:space="preserve">앨범명: </w:t>
+      </w:r>
       <w:r>
         <w:rPr w:rFonts="맑은 고딕">
           <w:rFonts w:ascii="맑은 고딕" w:hAnsi="맑은 고딕" w:eastAsia="맑은 고딕"/>
           <w:b w:val="0"/>
           <w:sz w:val="21"/>
         </w:rPr>
-        <w:t>본 음반의 가장 큰 매력은 혈연관계에서 우러나오는 완벽한 보컬 앙상블과 경쾌한 브라스, 세련된 신디사이저 편곡의 절묘한 조화에 있습니다. 여성 멤버들의 청아하면서도 힘 있는 리드 보컬과 남성 멤버들의 든든한 백킹 보컬은 곡마다 입체적인 음향 레이어를 형성합니다. 당대 유행하던 디스코 리듬에 멜로디컬한 버블검 팝의 감성을 더한 사운드 스케이프는 LP 판골을 따라 흐를 때 아날로그 오디오 특유의 따뜻하고 풍성한 질감으로 입증되며 감상의 즐거움을 극대화합니다.</w:t>
+        <w:t>The Pop Fantasia</w:t>
       </w:r>
     </w:p>
     <w:p>
       <w:pPr>
-        <w:spacing w:line="312" w:lineRule="auto" w:after="120"/>
+        <w:spacing w:line="324" w:lineRule="auto" w:after="80"/>
       </w:pPr>
+      <w:r>
+        <w:rPr w:rFonts="맑은 고딕">
+          <w:rFonts w:ascii="맑은 고딕" w:hAnsi="맑은 고딕" w:eastAsia="맑은 고딕"/>
+          <w:b w:val="0"/>
+          <w:color w:val="6B7280"/>
+          <w:sz w:val="21"/>
+        </w:rPr>
+        <w:t xml:space="preserve">· </w:t>
+      </w:r>
+      <w:r>
+        <w:rPr w:rFonts="맑은 고딕">
+          <w:rFonts w:ascii="맑은 고딕" w:hAnsi="맑은 고딕" w:eastAsia="맑은 고딕"/>
+          <w:b/>
+          <w:color w:val="1F2937"/>
+          <w:sz w:val="21"/>
+        </w:rPr>
+        <w:t xml:space="preserve">아티스트: </w:t>
+      </w:r>
       <w:r>
         <w:rPr w:rFonts="맑은 고딕">
           <w:rFonts w:ascii="맑은 고딕" w:hAnsi="맑은 고딕" w:eastAsia="맑은 고딕"/>
           <w:b w:val="0"/>
           <w:sz w:val="21"/>
         </w:rPr>
-        <w:t>수록곡 가운데 그룹 최고의 히트작인 'Wanted'는 중독성 강한 후크와 정교한 댄스 비트가 단연 돋보이는 트랙으로, 발매 당시 글로벌 차트를 석권하며 둘리스의 이름을 세계에 알린 대표곡입니다. 이어지는 'Love of My Life'의 감미롭고 낭만적인 멜로디 라인과 역동적인 리듬감이 인상적인 'Body Language'는 둘리스가 단순한 디스코 그룹에 머무르지 않고 뛰어난 음악적 완성도를 지닌 팝 아티스트였음을 여실히 보여줍니다.</w:t>
+        <w:t>The Dooleys (둘리스)</w:t>
       </w:r>
     </w:p>
     <w:p>
       <w:pPr>
-        <w:spacing w:line="312" w:lineRule="auto" w:after="120"/>
+        <w:spacing w:line="324" w:lineRule="auto" w:after="80"/>
       </w:pPr>
+      <w:r>
+        <w:rPr w:rFonts="맑은 고딕">
+          <w:rFonts w:ascii="맑은 고딕" w:hAnsi="맑은 고딕" w:eastAsia="맑은 고딕"/>
+          <w:b w:val="0"/>
+          <w:color w:val="6B7280"/>
+          <w:sz w:val="21"/>
+        </w:rPr>
+        <w:t xml:space="preserve">· </w:t>
+      </w:r>
+      <w:r>
+        <w:rPr w:rFonts="맑은 고딕">
+          <w:rFonts w:ascii="맑은 고딕" w:hAnsi="맑은 고딕" w:eastAsia="맑은 고딕"/>
+          <w:b/>
+          <w:color w:val="1F2937"/>
+          <w:sz w:val="21"/>
+        </w:rPr>
+        <w:t xml:space="preserve">발매 정보: </w:t>
+      </w:r>
       <w:r>
         <w:rPr w:rFonts="맑은 고딕">
           <w:rFonts w:ascii="맑은 고딕" w:hAnsi="맑은 고딕" w:eastAsia="맑은 고딕"/>
           <w:b w:val="0"/>
           <w:sz w:val="21"/>
         </w:rPr>
-        <w:t>[The Pop Fantasia]는 단순히 지나간 시대의 향수를 환기하는 레트로 음반에 머무르지 않습니다. 1980년대 팝의 황금기를 수놓았던 순수한 열정과 멜로디 미학을 고스란히 간직하고 있어, 아날로그 음반 컬렉터는 물론 웰메이드 팝을 사랑하는 음악 애호가들에게 시대를 초월한 정서적 풍요로움과 생기 넘치는 에너지를 선사합니다.</w:t>
+        <w:t>1980년을 전후하여 국내외에서 폭발적인 인기를 구가하던 둘리스의 황금기 대표 트랙들을 엄선하여 선보인 스페셜 기획 앨범으로, 아날로그 황금기 LP 특유의 정교한 마스터링과 감각적인 트랙 배치가 돋보이는 명반입니다.</w:t>
+      </w:r>
+    </w:p>
+    <w:p>
+      <w:pPr>
+        <w:spacing w:line="324" w:lineRule="auto" w:after="80"/>
+      </w:pPr>
+      <w:r>
+        <w:rPr w:rFonts="맑은 고딕">
+          <w:rFonts w:ascii="맑은 고딕" w:hAnsi="맑은 고딕" w:eastAsia="맑은 고딕"/>
+          <w:b w:val="0"/>
+          <w:color w:val="6B7280"/>
+          <w:sz w:val="21"/>
+        </w:rPr>
+        <w:t xml:space="preserve">· </w:t>
+      </w:r>
+      <w:r>
+        <w:rPr w:rFonts="맑은 고딕">
+          <w:rFonts w:ascii="맑은 고딕" w:hAnsi="맑은 고딕" w:eastAsia="맑은 고딕"/>
+          <w:b/>
+          <w:color w:val="1F2937"/>
+          <w:sz w:val="21"/>
+        </w:rPr>
+        <w:t xml:space="preserve">LP 인기도(판매량): </w:t>
+      </w:r>
+      <w:r>
+        <w:rPr w:rFonts="맑은 고딕">
+          <w:rFonts w:ascii="맑은 고딕" w:hAnsi="맑은 고딕" w:eastAsia="맑은 고딕"/>
+          <w:b w:val="0"/>
+          <w:sz w:val="21"/>
+        </w:rPr>
+        <w:t>발매 당시 국내 팝 음반 시장에서 경이적인 판매고를 기록하며 플래티넘급 반열에 올랐으며, 영국 UK 싱글 차트 상위권 진입과 더불어 한국 및 아시아 팝 차트 정상을 휩쓸며 대중적인 신드롬을 일으켰습니다.</w:t>
+      </w:r>
+    </w:p>
+    <w:p>
+      <w:pPr>
+        <w:spacing w:line="324" w:lineRule="auto" w:after="80"/>
+      </w:pPr>
+      <w:r>
+        <w:rPr w:rFonts="맑은 고딕">
+          <w:rFonts w:ascii="맑은 고딕" w:hAnsi="맑은 고딕" w:eastAsia="맑은 고딕"/>
+          <w:b w:val="0"/>
+          <w:color w:val="6B7280"/>
+          <w:sz w:val="21"/>
+        </w:rPr>
+        <w:t xml:space="preserve">· </w:t>
+      </w:r>
+      <w:r>
+        <w:rPr w:rFonts="맑은 고딕">
+          <w:rFonts w:ascii="맑은 고딕" w:hAnsi="맑은 고딕" w:eastAsia="맑은 고딕"/>
+          <w:b/>
+          <w:color w:val="1F2937"/>
+          <w:sz w:val="21"/>
+        </w:rPr>
+        <w:t xml:space="preserve">각종 수상경력: </w:t>
+      </w:r>
+      <w:r>
+        <w:rPr w:rFonts="맑은 고딕">
+          <w:rFonts w:ascii="맑은 고딕" w:hAnsi="맑은 고딕" w:eastAsia="맑은 고딕"/>
+          <w:b w:val="0"/>
+          <w:sz w:val="21"/>
+        </w:rPr>
+        <w:t>둘리스의 전성기를 이끈 수록 싱글들은 영국 BPI 실버 디스크 획득 및 국제 가요제 초청을 통해 음악성과 대중성을 공히 입증받았으며, 국내 유수의 팝 전문 라디오 프로그램에서 ‘올해의 애청 음반’으로 다수 선정되는 영예를 안았습니다.</w:t>
+      </w:r>
+    </w:p>
+    <w:p>
+      <w:pPr>
+        <w:spacing w:line="324" w:lineRule="auto" w:before="200" w:after="80"/>
+      </w:pPr>
+      <w:r>
+        <w:rPr w:rFonts="맑은 고딕">
+          <w:rFonts w:ascii="맑은 고딕" w:hAnsi="맑은 고딕" w:eastAsia="맑은 고딕"/>
+          <w:b/>
+          <w:color w:val="1E3A8A"/>
+          <w:sz w:val="24"/>
+        </w:rPr>
+        <w:t>2. 아티스트 정보</w:t>
+      </w:r>
+    </w:p>
+    <w:p>
+      <w:pPr>
+        <w:spacing w:line="324" w:lineRule="auto" w:after="80"/>
+      </w:pPr>
+      <w:r>
+        <w:rPr w:rFonts="맑은 고딕">
+          <w:rFonts w:ascii="맑은 고딕" w:hAnsi="맑은 고딕" w:eastAsia="맑은 고딕"/>
+          <w:b w:val="0"/>
+          <w:color w:val="6B7280"/>
+          <w:sz w:val="21"/>
+        </w:rPr>
+        <w:t xml:space="preserve">· </w:t>
+      </w:r>
+      <w:r>
+        <w:rPr w:rFonts="맑은 고딕">
+          <w:rFonts w:ascii="맑은 고딕" w:hAnsi="맑은 고딕" w:eastAsia="맑은 고딕"/>
+          <w:b/>
+          <w:color w:val="1F2937"/>
+          <w:sz w:val="21"/>
+        </w:rPr>
+        <w:t xml:space="preserve">국적: </w:t>
+      </w:r>
+      <w:r>
+        <w:rPr w:rFonts="맑은 고딕">
+          <w:rFonts w:ascii="맑은 고딕" w:hAnsi="맑은 고딕" w:eastAsia="맑은 고딕"/>
+          <w:b w:val="0"/>
+          <w:sz w:val="21"/>
+        </w:rPr>
+        <w:t>영국 (United Kingdom)</w:t>
+      </w:r>
+    </w:p>
+    <w:p>
+      <w:pPr>
+        <w:spacing w:line="324" w:lineRule="auto" w:after="80"/>
+      </w:pPr>
+      <w:r>
+        <w:rPr w:rFonts="맑은 고딕">
+          <w:rFonts w:ascii="맑은 고딕" w:hAnsi="맑은 고딕" w:eastAsia="맑은 고딕"/>
+          <w:b w:val="0"/>
+          <w:color w:val="6B7280"/>
+          <w:sz w:val="21"/>
+        </w:rPr>
+        <w:t xml:space="preserve">· </w:t>
+      </w:r>
+      <w:r>
+        <w:rPr w:rFonts="맑은 고딕">
+          <w:rFonts w:ascii="맑은 고딕" w:hAnsi="맑은 고딕" w:eastAsia="맑은 고딕"/>
+          <w:b/>
+          <w:color w:val="1F2937"/>
+          <w:sz w:val="21"/>
+        </w:rPr>
+        <w:t xml:space="preserve">생몰년도: </w:t>
+      </w:r>
+      <w:r>
+        <w:rPr w:rFonts="맑은 고딕">
+          <w:rFonts w:ascii="맑은 고딕" w:hAnsi="맑은 고딕" w:eastAsia="맑은 고딕"/>
+          <w:b w:val="0"/>
+          <w:sz w:val="21"/>
+        </w:rPr>
+        <w:t>1969년 결성</w:t>
+      </w:r>
+    </w:p>
+    <w:p>
+      <w:pPr>
+        <w:spacing w:line="324" w:lineRule="auto" w:after="80"/>
+      </w:pPr>
+      <w:r>
+        <w:rPr w:rFonts="맑은 고딕">
+          <w:rFonts w:ascii="맑은 고딕" w:hAnsi="맑은 고딕" w:eastAsia="맑은 고딕"/>
+          <w:b w:val="0"/>
+          <w:color w:val="6B7280"/>
+          <w:sz w:val="21"/>
+        </w:rPr>
+        <w:t xml:space="preserve">· </w:t>
+      </w:r>
+      <w:r>
+        <w:rPr w:rFonts="맑은 고딕">
+          <w:rFonts w:ascii="맑은 고딕" w:hAnsi="맑은 고딕" w:eastAsia="맑은 고딕"/>
+          <w:b/>
+          <w:color w:val="1F2937"/>
+          <w:sz w:val="21"/>
+        </w:rPr>
+        <w:t xml:space="preserve">그룹 소속: </w:t>
+      </w:r>
+      <w:r>
+        <w:rPr w:rFonts="맑은 고딕">
+          <w:rFonts w:ascii="맑은 고딕" w:hAnsi="맑은 고딕" w:eastAsia="맑은 고딕"/>
+          <w:b w:val="0"/>
+          <w:sz w:val="21"/>
+        </w:rPr>
+        <w:t>그룹 (혼성 패밀리 팝 그룹)</w:t>
+      </w:r>
+    </w:p>
+    <w:p>
+      <w:pPr>
+        <w:spacing w:line="324" w:lineRule="auto" w:after="80"/>
+      </w:pPr>
+      <w:r>
+        <w:rPr w:rFonts="맑은 고딕">
+          <w:rFonts w:ascii="맑은 고딕" w:hAnsi="맑은 고딕" w:eastAsia="맑은 고딕"/>
+          <w:b w:val="0"/>
+          <w:color w:val="6B7280"/>
+          <w:sz w:val="21"/>
+        </w:rPr>
+        <w:t xml:space="preserve">· </w:t>
+      </w:r>
+      <w:r>
+        <w:rPr w:rFonts="맑은 고딕">
+          <w:rFonts w:ascii="맑은 고딕" w:hAnsi="맑은 고딕" w:eastAsia="맑은 고딕"/>
+          <w:b/>
+          <w:color w:val="1F2937"/>
+          <w:sz w:val="21"/>
+        </w:rPr>
+        <w:t xml:space="preserve">아티스트 소개: </w:t>
+      </w:r>
+      <w:r>
+        <w:rPr w:rFonts="맑은 고딕">
+          <w:rFonts w:ascii="맑은 고딕" w:hAnsi="맑은 고딕" w:eastAsia="맑은 고딕"/>
+          <w:b w:val="0"/>
+          <w:sz w:val="21"/>
+        </w:rPr>
+        <w:t>영국 맨체스터 출신의 둘리(Dooley) 가문 남매들을 주축으로 결성된 둘리스는 아바(ABBA)와 비견될 만큼 완벽한 패밀리 하모니와 빼어난 팝 멜로디 감각을 자랑한 전설적인 그룹입니다. 세련된 유로 팝과 디스코 사운드를 바탕으로 1970~80년대 세계 팝 음악계에 독보적인 청량감과 서정미를 불어넣은 팝 역사의 찬란한 아이콘입니다.</w:t>
+      </w:r>
+    </w:p>
+    <w:p>
+      <w:pPr>
+        <w:spacing w:line="324" w:lineRule="auto" w:before="200" w:after="80"/>
+      </w:pPr>
+      <w:r>
+        <w:rPr w:rFonts="맑은 고딕">
+          <w:rFonts w:ascii="맑은 고딕" w:hAnsi="맑은 고딕" w:eastAsia="맑은 고딕"/>
+          <w:b/>
+          <w:color w:val="1E3A8A"/>
+          <w:sz w:val="24"/>
+        </w:rPr>
+        <w:t>3. 음반 상세 분석</w:t>
+      </w:r>
+    </w:p>
+    <w:p>
+      <w:pPr>
+        <w:spacing w:line="324" w:lineRule="auto" w:after="80"/>
+      </w:pPr>
+      <w:r>
+        <w:rPr w:rFonts="맑은 고딕">
+          <w:rFonts w:ascii="맑은 고딕" w:hAnsi="맑은 고딕" w:eastAsia="맑은 고딕"/>
+          <w:b w:val="0"/>
+          <w:color w:val="6B7280"/>
+          <w:sz w:val="21"/>
+        </w:rPr>
+        <w:t xml:space="preserve">· </w:t>
+      </w:r>
+      <w:r>
+        <w:rPr w:rFonts="맑은 고딕">
+          <w:rFonts w:ascii="맑은 고딕" w:hAnsi="맑은 고딕" w:eastAsia="맑은 고딕"/>
+          <w:b/>
+          <w:color w:val="1F2937"/>
+          <w:sz w:val="21"/>
+        </w:rPr>
+        <w:t xml:space="preserve">역사적 위치: </w:t>
+      </w:r>
+      <w:r>
+        <w:rPr w:rFonts="맑은 고딕">
+          <w:rFonts w:ascii="맑은 고딕" w:hAnsi="맑은 고딕" w:eastAsia="맑은 고딕"/>
+          <w:b w:val="0"/>
+          <w:sz w:val="21"/>
+        </w:rPr>
+        <w:t>디스코의 절정기와 신스팝의 여명이 교차하던 1970~80년대 전환기 팝 씬에서, 웰메이드 보컬 팝이 도달할 수 있는 가장 이상적인 균형을 구현한 음반입니다. 풍성한 코러스 편곡과 정교한 어쿠스틱·일렉트릭 세션의 배치는 유로 팝의 격조 높은 완성도를 여실히 증명하며, 한국 팝 수용사(受容史)의 황금기를 상징하는 텍스트로서도 중대한 학술적·음악적 가치를 지닙니다.</w:t>
+      </w:r>
+    </w:p>
+    <w:p>
+      <w:pPr>
+        <w:spacing w:line="324" w:lineRule="auto" w:after="80"/>
+      </w:pPr>
+      <w:r>
+        <w:rPr w:rFonts="맑은 고딕">
+          <w:rFonts w:ascii="맑은 고딕" w:hAnsi="맑은 고딕" w:eastAsia="맑은 고딕"/>
+          <w:b w:val="0"/>
+          <w:color w:val="6B7280"/>
+          <w:sz w:val="21"/>
+        </w:rPr>
+        <w:t xml:space="preserve">· </w:t>
+      </w:r>
+      <w:r>
+        <w:rPr w:rFonts="맑은 고딕">
+          <w:rFonts w:ascii="맑은 고딕" w:hAnsi="맑은 고딕" w:eastAsia="맑은 고딕"/>
+          <w:b/>
+          <w:color w:val="1F2937"/>
+          <w:sz w:val="21"/>
+        </w:rPr>
+        <w:t xml:space="preserve">시대의 흔적(스토리텔링): </w:t>
+      </w:r>
+      <w:r>
+        <w:rPr w:rFonts="맑은 고딕">
+          <w:rFonts w:ascii="맑은 고딕" w:hAnsi="맑은 고딕" w:eastAsia="맑은 고딕"/>
+          <w:b w:val="0"/>
+          <w:sz w:val="21"/>
+        </w:rPr>
+        <w:t>1980년대 초, 명동과 종로의 음악다방 DJ 박스에서 쉼 없이 흘러나오고 젊음의 해방구였던 롤러스케이트장을 가득 메웠던 둘리스의 멜로디는 당시 청춘들에게 단순한 배경음악을 넘어선 삶의 활력소였습니다. 손수 녹음한 카세트테이프와 묵직한 LP를 소중히 품에 안고 낭만을 이야기하던 그 시절 젊은이들의 순수한 열기와 서정적 공기가 이 음반의 소릿골 속에 오롯이 스며있습니다.</w:t>
+      </w:r>
+    </w:p>
+    <w:p>
+      <w:pPr>
+        <w:spacing w:line="324" w:lineRule="auto" w:before="200" w:after="80"/>
+      </w:pPr>
+      <w:r>
+        <w:rPr w:rFonts="맑은 고딕">
+          <w:rFonts w:ascii="맑은 고딕" w:hAnsi="맑은 고딕" w:eastAsia="맑은 고딕"/>
+          <w:b/>
+          <w:color w:val="1E3A8A"/>
+          <w:sz w:val="24"/>
+        </w:rPr>
+        <w:t>4. 주요 수록곡 및 감상 제언</w:t>
+      </w:r>
+    </w:p>
+    <w:p>
+      <w:pPr>
+        <w:spacing w:line="324" w:lineRule="auto" w:after="80"/>
+      </w:pPr>
+      <w:r>
+        <w:rPr w:rFonts="맑은 고딕">
+          <w:rFonts w:ascii="맑은 고딕" w:hAnsi="맑은 고딕" w:eastAsia="맑은 고딕"/>
+          <w:b w:val="0"/>
+          <w:color w:val="6B7280"/>
+          <w:sz w:val="21"/>
+        </w:rPr>
+        <w:t xml:space="preserve">· </w:t>
+      </w:r>
+      <w:r>
+        <w:rPr w:rFonts="맑은 고딕">
+          <w:rFonts w:ascii="맑은 고딕" w:hAnsi="맑은 고딕" w:eastAsia="맑은 고딕"/>
+          <w:b/>
+          <w:color w:val="1F2937"/>
+          <w:sz w:val="21"/>
+        </w:rPr>
+        <w:t xml:space="preserve">주요 수록곡 특징: </w:t>
+      </w:r>
+      <w:r>
+        <w:rPr w:rFonts="맑은 고딕">
+          <w:rFonts w:ascii="맑은 고딕" w:hAnsi="맑은 고딕" w:eastAsia="맑은 고딕"/>
+          <w:b w:val="0"/>
+          <w:sz w:val="21"/>
+        </w:rPr>
+        <w:t>경쾌한 클랩 비트와 중독성 넘치는 훅(Hook)으로 전 세대를 사로잡은 시그니처 트랙 'Wanted', 세련된 그루브와 풍성한 화음이 어우러진 'The Chosen Few', 그리고 한 편의 클래식 소품처럼 처연하고 아름다운 멜로디 라인을 선보이는 발라드 명곡 'A Rose Has to Die'에 이르기까지, 역동적인 리듬감과 깊은 서정미가 완벽한 조화를 이룹니다.</w:t>
+      </w:r>
+    </w:p>
+    <w:p>
+      <w:pPr>
+        <w:spacing w:line="324" w:lineRule="auto" w:after="80"/>
+      </w:pPr>
+      <w:r>
+        <w:rPr w:rFonts="맑은 고딕">
+          <w:rFonts w:ascii="맑은 고딕" w:hAnsi="맑은 고딕" w:eastAsia="맑은 고딕"/>
+          <w:b w:val="0"/>
+          <w:color w:val="6B7280"/>
+          <w:sz w:val="21"/>
+        </w:rPr>
+        <w:t xml:space="preserve">· </w:t>
+      </w:r>
+      <w:r>
+        <w:rPr w:rFonts="맑은 고딕">
+          <w:rFonts w:ascii="맑은 고딕" w:hAnsi="맑은 고딕" w:eastAsia="맑은 고딕"/>
+          <w:b/>
+          <w:color w:val="1F2937"/>
+          <w:sz w:val="21"/>
+        </w:rPr>
+        <w:t xml:space="preserve">빈티지 감상 제언: </w:t>
+      </w:r>
+      <w:r>
+        <w:rPr w:rFonts="맑은 고딕">
+          <w:rFonts w:ascii="맑은 고딕" w:hAnsi="맑은 고딕" w:eastAsia="맑은 고딕"/>
+          <w:b w:val="0"/>
+          <w:sz w:val="21"/>
+        </w:rPr>
+        <w:t>진공관 앰프의 온화한 배음과 턴테이블의 카트리지가 긁어내는 아날로그 사운드는 둘리스 남매 특유의 층위 높은 보컬 하모니를 한층 더 입체적이고 포근하게 전달합니다. 현대 디지털 음원에서는 결코 느낄 수 없는 따스한 베이스의 울림과 찰랑이는 심벌즈, 현악 오케스트레이션의 유려한 결을 만끽하며 턴테이블 앞에서 느긋이 호흡해 보시길 권합니다.</w:t>
+      </w:r>
+    </w:p>
+    <w:p>
+      <w:pPr>
+        <w:spacing w:line="324" w:lineRule="auto" w:after="80"/>
+      </w:pPr>
+      <w:r>
+        <w:rPr w:rFonts="맑은 고딕">
+          <w:rFonts w:ascii="맑은 고딕" w:hAnsi="맑은 고딕" w:eastAsia="맑은 고딕"/>
+          <w:b w:val="0"/>
+          <w:color w:val="6B7280"/>
+          <w:sz w:val="21"/>
+        </w:rPr>
+        <w:t xml:space="preserve">· </w:t>
+      </w:r>
+      <w:r>
+        <w:rPr w:rFonts="맑은 고딕">
+          <w:rFonts w:ascii="맑은 고딕" w:hAnsi="맑은 고딕" w:eastAsia="맑은 고딕"/>
+          <w:b/>
+          <w:color w:val="1F2937"/>
+          <w:sz w:val="21"/>
+        </w:rPr>
+        <w:t xml:space="preserve">소장 가치: </w:t>
+      </w:r>
+      <w:r>
+        <w:rPr w:rFonts="맑은 고딕">
+          <w:rFonts w:ascii="맑은 고딕" w:hAnsi="맑은 고딕" w:eastAsia="맑은 고딕"/>
+          <w:b w:val="0"/>
+          <w:sz w:val="21"/>
+        </w:rPr>
+        <w:t>80년대 팝 음악의 찬란했던 순간을 실물 LP로 체감할 수 있는 상징적인 컬렉션으로, 특유의 감각적인 재킷 아트와 뛰어난 프레싱 품질을 자랑하여 아날로그 사운드를 사랑하는 클래식/팝 애호가라면 서가에 필히 갖추어야 할 불후의 소장 명반입니다.</w:t>
+      </w:r>
+    </w:p>
+    <w:p>
+      <w:pPr>
+        <w:spacing w:line="324" w:lineRule="auto" w:after="120" w:before="160"/>
+      </w:pPr>
+      <w:r>
+        <w:rPr w:rFonts="맑은 고딕">
+          <w:rFonts w:ascii="맑은 고딕" w:hAnsi="맑은 고딕" w:eastAsia="맑은 고딕"/>
+          <w:b/>
+          <w:color w:val="4338CA"/>
+          <w:sz w:val="21"/>
+        </w:rPr>
+        <w:t>이 음반을 통해 아날로그 소릿골이 빚어내는 찬란한 선율과 그 시절 순수했던 청춘의 낭만이 전해주는 감동을 다시 한번 경험해 보시는 것은 어떨까요?</w:t>
       </w:r>
     </w:p>
     <w:sectPr>
       <w:pgSz w:w="12240" w:h="15840"/>
-      <w:pgMar w:top="1440" w:right="1440" w:bottom="1440" w:left="1440" w:header="720" w:footer="720" w:gutter="0"/>
+      <w:pgMar w:top="1152" w:right="1296" w:bottom="1152" w:left="1296" w:header="720" w:footer="720" w:gutter="0"/>
       <w:cols w:space="720"/>
       <w:docGrid w:linePitch="360"/>
     </w:sectPr>

--- a/word_reports/LP_0338_위치_426_The Dooleys_The Pop Fanta.docx
+++ b/word_reports/LP_0338_위치_426_The Dooleys_The Pop Fanta.docx
@@ -32,7 +32,7 @@
     </w:p>
     <w:p>
       <w:pPr>
-        <w:spacing w:line="324" w:lineRule="auto" w:before="80" w:after="160"/>
+        <w:spacing w:line="324" w:lineRule="auto" w:before="80" w:after="120"/>
       </w:pPr>
       <w:r>
         <w:rPr w:rFonts="맑은 고딕">
@@ -42,13 +42,6 @@
           <w:sz w:val="22"/>
         </w:rPr>
         <w:t xml:space="preserve">[음반 소개] </w:t>
-      </w:r>
-      <w:r>
-        <w:rPr w:rFonts="맑은 고딕">
-          <w:rFonts w:ascii="맑은 고딕" w:hAnsi="맑은 고딕" w:eastAsia="맑은 고딕"/>
-          <w:b w:val="0"/>
-          <w:sz w:val="21"/>
-        </w:rPr>
       </w:r>
     </w:p>
     <w:p>
@@ -61,7 +54,33 @@
           <w:b w:val="0"/>
           <w:sz w:val="21"/>
         </w:rPr>
-        <w:t>1970년대 후반부터 1980년대 초반, 전 세계와 한국의 팝 음악계를 눈부신 하모니와 명랑한 멜로디로 물들였던 영국 패밀리 팝 그룹 둘리스(The Dooleys)의 찬란한 음악적 정수를 집약한 명반입니다. 특유의 청량한 보컬 앙상블과 세련된 유로 팝·디스코 리듬이 절묘하게 교차하며, 듣는 이로 하여금 순수했던 청춘의 계절과 아련한 노스탤지어를 동시에 환기시킵니다. 당대 음악다방과 라디오 전파를 가득 채우며 수많은 음악 애호가들의 가슴을 뛰게 했던 이 음반은, 단순한 히트곡의 나열을 넘어 한 시대를 풍미한 눈부신 낭만과 활력을 영구히 박제한 기념비적 걸작입니다.</w:t>
+        <w:t>1970년대 후반과 1980년대 초반, 전 세계 대중음악계는 찬란한 디스코의 열기와 티 없이 맑은 팝 멜로디가 결합하며 순수한 환희의 시대를 구가하고 있었습니다. 그 황금기의 한가운데에서 영국 체셔 출신의 둘리(Dooley) 가문 남매들로 구성된 패밀리 팝 그룹 '둘리스(The Dooleys)'는 아바(ABBA)의 계보를 잇는 정교하고 화려한 보컬 하모니와 세련된 유로 팝 사운드로 일약 세계적인 스타덤에 올랐습니다. 이 음반 [The Pop Fantasia]는 이름 그대로 찬란했던 팝의 낙원 속으로 청자를 안내하는 매혹적인 음악적 판타지아로, 당시 라디오 전파를 타고 온 나라 청춘들의 가슴을 두근거리게 했던 둘리스의 황금기 음악 세계를 아우르고 있는 기념비적인 명반입니다.</w:t>
+      </w:r>
+    </w:p>
+    <w:p>
+      <w:pPr>
+        <w:spacing w:line="324" w:lineRule="auto" w:after="120"/>
+      </w:pPr>
+      <w:r>
+        <w:rPr w:rFonts="맑은 고딕">
+          <w:rFonts w:ascii="맑은 고딕" w:hAnsi="맑은 고딕" w:eastAsia="맑은 고딕"/>
+          <w:b w:val="0"/>
+          <w:sz w:val="21"/>
+        </w:rPr>
+        <w:t>본 음반에 흐르는 음악적 정서는 단순한 상업적 팝송의 테두리를 훌쩍 뛰어넘습니다. 천부적인 혈육의 유대로 빚어낸 무결점의 보컬 블렌딩과 경쾌하면서도 우수에 젖은 멜로디 라인은, 듣는 이로 하여금 순수했던 청춘의 한 자락을 선명하게 환기하게 만듭니다. 특히 둘리스는 펑키하고 다이내믹한 리듬 섹션 위에 단아하고 품격 있는 영국 정통 팝의 서정성을 얹어냄으로써, 댄스 플로어의 열기와 실내악적 온기를 동시에 포용하는 비범한 음악적 성취를 보여주었습니다. 그들이 노래한 사랑과 낭만, 그리고 삶의 낙천성은 세월의 풍파 속에서도 결코 바래지 않는 맑은 유리알처럼 영롱하게 빛납니다.</w:t>
+      </w:r>
+    </w:p>
+    <w:p>
+      <w:pPr>
+        <w:spacing w:line="324" w:lineRule="auto" w:after="120"/>
+      </w:pPr>
+      <w:r>
+        <w:rPr w:rFonts="맑은 고딕">
+          <w:rFonts w:ascii="맑은 고딕" w:hAnsi="맑은 고딕" w:eastAsia="맑은 고딕"/>
+          <w:b w:val="0"/>
+          <w:sz w:val="21"/>
+        </w:rPr>
+        <w:t>한국 팝 음악사에서도 둘리스가 남긴 족적은 실로 각별합니다. 1980년대 초 내한 공연을 통해 국내 팬들에게 잊지 못할 전율을 선사했던 그들의 음악은, 당시 암울하고 경직되었던 사회적 공기 속에서 청춘들에게 유일한 도피처이자 따스한 위안의 창구가 되어주었습니다. [The Pop Fantasia]는 반세기에 가까운 시간이 흐른 오늘날에도 턴테이블의 회전과 함께 아날로그의 질감으로 되살아나, 디지털 음원에서는 결코 맛볼 수 없는 깊고 은은한 서정적 울림을 선사합니다. 그것은 지나간 세월에 대한 아련한 노스탤지어이자, 시대를 초월하여 영혼을 어루만지는 웰메이드 팝의 영원불멸한 생명력이라 할 수 있습니다.</w:t>
       </w:r>
     </w:p>
     <w:p>
@@ -168,7 +187,7 @@
           <w:b w:val="0"/>
           <w:sz w:val="21"/>
         </w:rPr>
-        <w:t>1980년을 전후하여 국내외에서 폭발적인 인기를 구가하던 둘리스의 황금기 대표 트랙들을 엄선하여 선보인 스페셜 기획 앨범으로, 아날로그 황금기 LP 특유의 정교한 마스터링과 감각적인 트랙 배치가 돋보이는 명반입니다.</w:t>
+        <w:t>1970년대 후반부터 1980년대 초반까지 전성기를 구가한 둘리스의 정수만을 집대성하여 기획·발매된 명반으로, 한국과 아시아를 비롯한 전 세계 음악 애호가들에게 둘리스 팝의 진수를 전달하고자 정교한 마스터링을 거쳐 LP로 제작되었습니다.</w:t>
       </w:r>
     </w:p>
     <w:p>
@@ -199,7 +218,7 @@
           <w:b w:val="0"/>
           <w:sz w:val="21"/>
         </w:rPr>
-        <w:t>발매 당시 국내 팝 음반 시장에서 경이적인 판매고를 기록하며 플래티넘급 반열에 올랐으며, 영국 UK 싱글 차트 상위권 진입과 더불어 한국 및 아시아 팝 차트 정상을 휩쓸며 대중적인 신드롬을 일으켰습니다.</w:t>
+        <w:t>수록곡들이 국내외 라디오 방송 팝 차트 상위권을 장기간 석권하였으며, 한국 라이선스 LP 시장에서도 기록적인 판매고를 올리며 골든디스크에 버금가는 대중적 사랑을 받았습니다.</w:t>
       </w:r>
     </w:p>
     <w:p>
@@ -230,7 +249,7 @@
           <w:b w:val="0"/>
           <w:sz w:val="21"/>
         </w:rPr>
-        <w:t>둘리스의 전성기를 이끈 수록 싱글들은 영국 BPI 실버 디스크 획득 및 국제 가요제 초청을 통해 음악성과 대중성을 공히 입증받았으며, 국내 유수의 팝 전문 라디오 프로그램에서 ‘올해의 애청 음반’으로 다수 선정되는 영예를 안았습니다.</w:t>
+        <w:t>영국 내 다수의 실버 및 골드 레코드 인증을 획득하였고, 1979년 도쿄 음악제(Tokyo Music Festival) 등 국제적인 무대에서 음악적 기량과 대중성을 공인받으며 세계 최정상급 팝 그룹으로서의 권위를 입증했습니다.</w:t>
       </w:r>
     </w:p>
     <w:p>
@@ -306,7 +325,7 @@
           <w:b w:val="0"/>
           <w:sz w:val="21"/>
         </w:rPr>
-        <w:t>1969년 결성</w:t>
+        <w:t>1974년 결성</w:t>
       </w:r>
     </w:p>
     <w:p>
@@ -337,7 +356,7 @@
           <w:b w:val="0"/>
           <w:sz w:val="21"/>
         </w:rPr>
-        <w:t>그룹 (혼성 패밀리 팝 그룹)</w:t>
+        <w:t>혼성 팝 그룹 (둘리 가문의 남매들 중심)</w:t>
       </w:r>
     </w:p>
     <w:p>
@@ -368,7 +387,7 @@
           <w:b w:val="0"/>
           <w:sz w:val="21"/>
         </w:rPr>
-        <w:t>영국 맨체스터 출신의 둘리(Dooley) 가문 남매들을 주축으로 결성된 둘리스는 아바(ABBA)와 비견될 만큼 완벽한 패밀리 하모니와 빼어난 팝 멜로디 감각을 자랑한 전설적인 그룹입니다. 세련된 유로 팝과 디스코 사운드를 바탕으로 1970~80년대 세계 팝 음악계에 독보적인 청량감과 서정미를 불어넣은 팝 역사의 찬란한 아이콘입니다.</w:t>
+        <w:t>둘리스는 형제자매 간의 완벽한 호흡에서 우러나오는 유려한 하모니와 캐치한 멜로디로 유로 팝의 정점을 보여준 영국의 대표적인 패밀리 보컬 그룹입니다. 아바와 비지스의 뒤를 잇는 밝고 우아한 팝-디스코 사운드를 구축하며 1970~80년대 세계 대중음악사에 굵직한 족적을 남겼습니다.</w:t>
       </w:r>
     </w:p>
     <w:p>
@@ -413,7 +432,7 @@
           <w:b w:val="0"/>
           <w:sz w:val="21"/>
         </w:rPr>
-        <w:t>디스코의 절정기와 신스팝의 여명이 교차하던 1970~80년대 전환기 팝 씬에서, 웰메이드 보컬 팝이 도달할 수 있는 가장 이상적인 균형을 구현한 음반입니다. 풍성한 코러스 편곡과 정교한 어쿠스틱·일렉트릭 세션의 배치는 유로 팝의 격조 높은 완성도를 여실히 증명하며, 한국 팝 수용사(受容史)의 황금기를 상징하는 텍스트로서도 중대한 학술적·음악적 가치를 지닙니다.</w:t>
+        <w:t>디스코와 유로 팝이 결합하여 대중음악의 문법을 재편하던 분수령에서, 보컬의 순수성과 정교한 악기 편곡의 균형을 극대화한 모범적인 팝 앨범입니다. 당대 브리티시 팝이 지닌 세련된 감수성과 대중적 흡인력을 증명한 역사적 결과물입니다.</w:t>
       </w:r>
     </w:p>
     <w:p>
@@ -444,7 +463,7 @@
           <w:b w:val="0"/>
           <w:sz w:val="21"/>
         </w:rPr>
-        <w:t>1980년대 초, 명동과 종로의 음악다방 DJ 박스에서 쉼 없이 흘러나오고 젊음의 해방구였던 롤러스케이트장을 가득 메웠던 둘리스의 멜로디는 당시 청춘들에게 단순한 배경음악을 넘어선 삶의 활력소였습니다. 손수 녹음한 카세트테이프와 묵직한 LP를 소중히 품에 안고 낭만을 이야기하던 그 시절 젊은이들의 순수한 열기와 서정적 공기가 이 음반의 소릿골 속에 오롯이 스며있습니다.</w:t>
+        <w:t>카세트테이프와 턴테이블이 청춘들의 가장 소중한 보물이었던 1980년대의 낭만을 오롯이 간직하고 있습니다. 음악다방과 라디오 심야 방송에서 흘러나오던 둘리스의 멜로디는 당대 청년들에게 희망과 해방감을 안겨준 시대의 배경음악이었습니다.</w:t>
       </w:r>
     </w:p>
     <w:p>
@@ -489,7 +508,7 @@
           <w:b w:val="0"/>
           <w:sz w:val="21"/>
         </w:rPr>
-        <w:t>경쾌한 클랩 비트와 중독성 넘치는 훅(Hook)으로 전 세대를 사로잡은 시그니처 트랙 'Wanted', 세련된 그루브와 풍성한 화음이 어우러진 'The Chosen Few', 그리고 한 편의 클래식 소품처럼 처연하고 아름다운 멜로디 라인을 선보이는 발라드 명곡 'A Rose Has to Die'에 이르기까지, 역동적인 리듬감과 깊은 서정미가 완벽한 조화를 이룹니다.</w:t>
+        <w:t>둘리스의 최대 히트곡이자 역동적인 베이스라인과 청량한 보컬이 돋보이는 "Wanted", 서정적인 선율 속에 낭만적 비애가 깃든 명곡 "A Rose Has to Die", 그리고 특유의 합창 하모니가 가슴 벅찬 카타르시스를 전하는 "The Chosen Few" 등 팝의 클래식이라 부르기에 손색없는 명곡들이 빼곡히 자리 잡고 있습니다.</w:t>
       </w:r>
     </w:p>
     <w:p>
@@ -520,7 +539,7 @@
           <w:b w:val="0"/>
           <w:sz w:val="21"/>
         </w:rPr>
-        <w:t>진공관 앰프의 온화한 배음과 턴테이블의 카트리지가 긁어내는 아날로그 사운드는 둘리스 남매 특유의 층위 높은 보컬 하모니를 한층 더 입체적이고 포근하게 전달합니다. 현대 디지털 음원에서는 결코 느낄 수 없는 따스한 베이스의 울림과 찰랑이는 심벌즈, 현악 오케스트레이션의 유려한 결을 만끽하며 턴테이블 앞에서 느긋이 호흡해 보시길 권합니다.</w:t>
+        <w:t>진공관 앰프의 부드러운 배음과 턴테이블의 따뜻한 카트리지 바늘 끝을 타고 흐를 때, 겹겹이 쌓인 둘리 남매의 보컬 화음이 공간을 풍성하게 채우는 공간감을 만끽할 수 있습니다. 특히 어쿠스틱 악기와 브라스 섹션이 어우러지는 아날로그 사운드의 풍부한 중저역에 귀를 기울이기를 권합니다.</w:t>
       </w:r>
     </w:p>
     <w:p>
@@ -551,7 +570,7 @@
           <w:b w:val="0"/>
           <w:sz w:val="21"/>
         </w:rPr>
-        <w:t>80년대 팝 음악의 찬란했던 순간을 실물 LP로 체감할 수 있는 상징적인 컬렉션으로, 특유의 감각적인 재킷 아트와 뛰어난 프레싱 품질을 자랑하여 아날로그 사운드를 사랑하는 클래식/팝 애호가라면 서가에 필히 갖추어야 할 불후의 소장 명반입니다.</w:t>
+        <w:t>팝 음악의 황금기를 수놓았던 역사적 멜로디를 오리지널 바이닐의 아날로그 숨결로 온전히 간직할 수 있는 음반으로, 팝 애호가와 LP 컬렉터 모두에게 서재의 한 켠을 품격 있게 채워줄 귀중한 컬렉션 피스입니다.</w:t>
       </w:r>
     </w:p>
     <w:p>
@@ -565,7 +584,7 @@
           <w:color w:val="4338CA"/>
           <w:sz w:val="21"/>
         </w:rPr>
-        <w:t>이 음반을 통해 아날로그 소릿골이 빚어내는 찬란한 선율과 그 시절 순수했던 청춘의 낭만이 전해주는 감동을 다시 한번 경험해 보시는 것은 어떨까요?</w:t>
+        <w:t>이 음반을 통해 아날로그 바늘 끝에서 피어나는 눈부신 팝의 황금기가 전해주는 감동을 다시 한번 경험해 보시는 것은 어떨까요?</w:t>
       </w:r>
     </w:p>
     <w:sectPr>
